--- a/courts/eighth-circuit/arkansas/state/supreme-court/petition-for-review/usage/OUTPUT-petition-for-review.docx
+++ b/courts/eighth-circuit/arkansas/state/supreme-court/petition-for-review/usage/OUTPUT-petition-for-review.docx
@@ -1565,10 +1565,7 @@
         <w:t xml:space="preserve">Ross</w:t>
       </w:r>
       <w:r>
-        <w:t xml:space="preserve"> </w:t>
-      </w:r>
-      <w:r>
-        <w:t xml:space="preserve">. . . [was] correct.”</w:t>
+        <w:t xml:space="preserve"> ⁠. ⁠. ⁠. [was] correct.”</w:t>
       </w:r>
       <w:r>
         <w:t xml:space="preserve"> </w:t>
@@ -1613,7 +1610,7 @@
         <w:t xml:space="preserve"> </w:t>
       </w:r>
       <w:r>
-        <w:t xml:space="preserve">“ignorance of the law . . . is never an excuse.”</w:t>
+        <w:t xml:space="preserve">“ignorance of the law ⁠. ⁠. ⁠. is never an excuse.”</w:t>
       </w:r>
       <w:r>
         <w:t xml:space="preserve"> </w:t>
@@ -1651,7 +1648,7 @@
         <w:t xml:space="preserve">Probation, Black’s Law Dictionary (2nd Ed. Online), available at https://​thelawdictionary.​org/​probation/​. (</w:t>
       </w:r>
       <w:r>
-        <w:t xml:space="preserve">“[A]llowing a person convicted . . . to go at large, under a suspension of sentence, during good behavior”</w:t>
+        <w:t xml:space="preserve">“[A]llowing a person convicted ⁠. ⁠. ⁠. to go at large, under a suspension of sentence, during good behavior”</w:t>
       </w:r>
       <w:r>
         <w:t xml:space="preserve">).</w:t>
@@ -3204,6 +3201,33 @@
     <w:pPr>
       <w:spacing w:before="0" w:after="0" w:line="644" w:lineRule="exact"/>
       <w:ind w:left="2160" w:hanging="720"/>
+    </w:pPr>
+  </w:style>
+  <w:style w:type="paragraph" w:customStyle="1" w:styleId="XdQuoteList1">
+    <w:name w:val="Xd Quote List 1"/>
+    <w:basedOn w:val="Normal"/>
+    <w:qFormat/>
+    <w:pPr>
+      <w:spacing w:before="0" w:after="0" w:line="322" w:lineRule="exact"/>
+      <w:ind w:left="1440" w:right="720" w:hanging="720"/>
+    </w:pPr>
+  </w:style>
+  <w:style w:type="paragraph" w:customStyle="1" w:styleId="XdQuoteList2">
+    <w:name w:val="Xd Quote List 2"/>
+    <w:basedOn w:val="Normal"/>
+    <w:qFormat/>
+    <w:pPr>
+      <w:spacing w:before="0" w:after="0" w:line="322" w:lineRule="exact"/>
+      <w:ind w:left="2160" w:right="720" w:hanging="720"/>
+    </w:pPr>
+  </w:style>
+  <w:style w:type="paragraph" w:customStyle="1" w:styleId="XdQuoteList3">
+    <w:name w:val="Xd Quote List 3"/>
+    <w:basedOn w:val="Normal"/>
+    <w:qFormat/>
+    <w:pPr>
+      <w:spacing w:before="0" w:after="0" w:line="322" w:lineRule="exact"/>
+      <w:ind w:left="2880" w:right="720" w:hanging="720"/>
     </w:pPr>
   </w:style>
   <w:style w:type="paragraph" w:customStyle="1" w:styleId="XdQuoteOnly">
